--- a/figures/Lottery_UCP_Offsets_Cat6_Table.docx
+++ b/figures/Lottery_UCP_Offsets_Cat6_Table.docx
@@ -25,8 +25,8 @@
         <w:ind w:left="60" w:right="60" w:firstLine="0" w:firstLineChars="0"/>
       </w:pPr>
       <w:r>
-        <w:t xml:space="preserve">Lottery and Unclaimed Property Offset Amounts by Private Institution (Category 6)
-Parentheses show number of individuals.</w:t>
+        <w:t xml:space="preserve">Lottery and Unclaimed Property Offset Amounts by Private Institution
+Parentheses show number of offset events.</w:t>
       </w:r>
     </w:p>
     <w:tbl xmlns:a="http://schemas.openxmlformats.org/drawingml/2006/main" xmlns:pic="http://schemas.openxmlformats.org/drawingml/2006/picture">
